--- a/Literature_Themes.docx
+++ b/Literature_Themes.docx
@@ -136,69 +136,173 @@
     </w:p>
     <w:p/>
     <w:p>
-      <w:r>
-        <w:t># Theme 2</w:t>
-      </w:r>
-    </w:p>
-    <w:p/>
-    <w:p>
-      <w:r>
-        <w:t>(To be identified in future papers)</w:t>
-      </w:r>
-    </w:p>
-    <w:p/>
-    <w:p>
-      <w:r>
-        <w:t>---</w:t>
-      </w:r>
-    </w:p>
-    <w:p/>
-    <w:p>
-      <w:r>
-        <w:t># Theme 3</w:t>
-      </w:r>
-    </w:p>
-    <w:p/>
-    <w:p>
-      <w:r>
-        <w:t>(To be identified)</w:t>
-      </w:r>
-    </w:p>
-    <w:p/>
-    <w:p>
-      <w:r>
-        <w:t>---</w:t>
-      </w:r>
-    </w:p>
-    <w:p/>
+      <w:pPr>
+        <w:rPr>
+          <w:b/>
+          <w:bCs/>
+        </w:rPr>
+      </w:pPr>
+      <w:r>
+        <w:rPr>
+          <w:b/>
+          <w:bCs/>
+        </w:rPr>
+        <w:t>Theme 2 – AI-Driven Business Intelligence Architectures</w:t>
+      </w:r>
+    </w:p>
+    <w:p>
+      <w:pPr>
+        <w:rPr>
+          <w:b/>
+          <w:bCs/>
+        </w:rPr>
+      </w:pPr>
+      <w:r>
+        <w:rPr>
+          <w:b/>
+          <w:bCs/>
+        </w:rPr>
+        <w:t>Description</w:t>
+      </w:r>
+    </w:p>
+    <w:p>
+      <w:r>
+        <w:t>AI-driven Business Intelligence architectures integrate machine learning, predictive analytics, natural language processing, and intelligent automation to transform organizational data into actionable insights for strategic decision-making.</w:t>
+      </w:r>
+    </w:p>
+    <w:p>
+      <w:pPr>
+        <w:rPr>
+          <w:b/>
+          <w:bCs/>
+        </w:rPr>
+      </w:pPr>
+      <w:r>
+        <w:rPr>
+          <w:b/>
+          <w:bCs/>
+        </w:rPr>
+        <w:t>Supporting Paper</w:t>
+      </w:r>
+    </w:p>
+    <w:p>
+      <w:pPr>
+        <w:numPr>
+          <w:ilvl w:val="0"/>
+          <w:numId w:val="2"/>
+        </w:numPr>
+      </w:pPr>
+      <w:r>
+        <w:t xml:space="preserve">P002 </w:t>
+      </w:r>
+    </w:p>
+    <w:p>
+      <w:pPr>
+        <w:rPr>
+          <w:b/>
+          <w:bCs/>
+        </w:rPr>
+      </w:pPr>
+      <w:r>
+        <w:rPr>
+          <w:b/>
+          <w:bCs/>
+        </w:rPr>
+        <w:t>Importance</w:t>
+      </w:r>
+    </w:p>
+    <w:p>
+      <w:r>
+        <w:t>This theme highlights how AI technologies enhance Business Intelligence by improving data processing, prediction accuracy, and organizational performance.</w:t>
+      </w:r>
+    </w:p>
+    <w:p>
+      <w:r>
+        <w:pict w14:anchorId="5DADF525">
+          <v:rect id="_x0000_i1043" style="width:0;height:1.5pt" o:hralign="center" o:hrstd="t" o:hr="t" fillcolor="#a0a0a0" stroked="f"/>
+        </w:pict>
+      </w:r>
+    </w:p>
+    <w:p>
+      <w:pPr>
+        <w:rPr>
+          <w:b/>
+          <w:bCs/>
+        </w:rPr>
+      </w:pPr>
+      <w:r>
+        <w:rPr>
+          <w:b/>
+          <w:bCs/>
+        </w:rPr>
+        <w:t>Theme 3 – AI for Strategic Decision-Making</w:t>
+      </w:r>
+    </w:p>
+    <w:p>
+      <w:pPr>
+        <w:rPr>
+          <w:b/>
+          <w:bCs/>
+        </w:rPr>
+      </w:pPr>
+      <w:r>
+        <w:rPr>
+          <w:b/>
+          <w:bCs/>
+        </w:rPr>
+        <w:t>Description</w:t>
+      </w:r>
+    </w:p>
     <w:p>
       <w:r>
         <w:lastRenderedPageBreak/>
-        <w:t># Theme 4</w:t>
-      </w:r>
-    </w:p>
-    <w:p/>
-    <w:p>
-      <w:r>
-        <w:t>(To be identified)</w:t>
-      </w:r>
-    </w:p>
-    <w:p/>
-    <w:p>
-      <w:r>
-        <w:t>---</w:t>
-      </w:r>
-    </w:p>
-    <w:p/>
-    <w:p>
-      <w:r>
-        <w:t>## Notes</w:t>
-      </w:r>
-    </w:p>
-    <w:p/>
-    <w:p>
-      <w:r>
-        <w:t>The themes presented in this document will continue to evolve throughout the systematic literature review as more evidence becomes available.</w:t>
+        <w:t>Artificial Intelligence enables organizations to make faster, more accurate, and evidence-based strategic decisions through predictive models, real-time analytics, and intelligent decision-support systems.</w:t>
+      </w:r>
+    </w:p>
+    <w:p>
+      <w:pPr>
+        <w:rPr>
+          <w:b/>
+          <w:bCs/>
+        </w:rPr>
+      </w:pPr>
+      <w:r>
+        <w:rPr>
+          <w:b/>
+          <w:bCs/>
+        </w:rPr>
+        <w:t>Supporting Paper</w:t>
+      </w:r>
+    </w:p>
+    <w:p>
+      <w:pPr>
+        <w:numPr>
+          <w:ilvl w:val="0"/>
+          <w:numId w:val="3"/>
+        </w:numPr>
+      </w:pPr>
+      <w:r>
+        <w:t xml:space="preserve">P002 </w:t>
+      </w:r>
+    </w:p>
+    <w:p>
+      <w:pPr>
+        <w:rPr>
+          <w:b/>
+          <w:bCs/>
+        </w:rPr>
+      </w:pPr>
+      <w:r>
+        <w:rPr>
+          <w:b/>
+          <w:bCs/>
+        </w:rPr>
+        <w:t>Importance</w:t>
+      </w:r>
+    </w:p>
+    <w:p>
+      <w:r>
+        <w:t>Strategic decision-making is one of the major outcomes of AI adoption in Business Intelligence systems and directly aligns with the research topic.</w:t>
       </w:r>
     </w:p>
     <w:sectPr>
@@ -209,6 +313,467 @@
     </w:sectPr>
   </w:body>
 </w:document>
+</file>
+
+<file path=word/numbering.xml><?xml version="1.0" encoding="utf-8"?>
+<w:numbering xmlns:wpc="http://schemas.microsoft.com/office/word/2010/wordprocessingCanvas" xmlns:cx="http://schemas.microsoft.com/office/drawing/2014/chartex" xmlns:cx1="http://schemas.microsoft.com/office/drawing/2015/9/8/chartex" xmlns:cx2="http://schemas.microsoft.com/office/drawing/2015/10/21/chartex" xmlns:cx3="http://schemas.microsoft.com/office/drawing/2016/5/9/chartex" xmlns:cx4="http://schemas.microsoft.com/office/drawing/2016/5/10/chartex" xmlns:cx5="http://schemas.microsoft.com/office/drawing/2016/5/11/chartex" xmlns:cx6="http://schemas.microsoft.com/office/drawing/2016/5/12/chartex" xmlns:cx7="http://schemas.microsoft.com/office/drawing/2016/5/13/chartex" xmlns:cx8="http://schemas.microsoft.com/office/drawing/2016/5/14/chartex" xmlns:mc="http://schemas.openxmlformats.org/markup-compatibility/2006" xmlns:aink="http://schemas.microsoft.com/office/drawing/2016/ink" xmlns:am3d="http://schemas.microsoft.com/office/drawing/2017/model3d" xmlns:o="urn:schemas-microsoft-com:office:office" xmlns:oel="http://schemas.microsoft.com/office/2019/extlst" xmlns:r="http://schemas.openxmlformats.org/officeDocument/2006/relationships" xmlns:m="http://schemas.openxmlformats.org/officeDocument/2006/math" xmlns:v="urn:schemas-microsoft-com:vml" xmlns:wp14="http://schemas.microsoft.com/office/word/2010/wordprocessingDrawing" xmlns:wp="http://schemas.openxmlformats.org/drawingml/2006/wordprocessingDrawing" xmlns:w10="urn:schemas-microsoft-com:office:word" xmlns:w="http://schemas.openxmlformats.org/wordprocessingml/2006/main" xmlns:w14="http://schemas.microsoft.com/office/word/2010/wordml" xmlns:w15="http://schemas.microsoft.com/office/word/2012/wordml" xmlns:w16cex="http://schemas.microsoft.com/office/word/2018/wordml/cex" xmlns:w16cid="http://schemas.microsoft.com/office/word/2016/wordml/cid" xmlns:w16="http://schemas.microsoft.com/office/word/2018/wordml" xmlns:w16du="http://schemas.microsoft.com/office/word/2023/wordml/word16du" xmlns:w16sdtdh="http://schemas.microsoft.com/office/word/2020/wordml/sdtdatahash" xmlns:w16sdtfl="http://schemas.microsoft.com/office/word/2024/wordml/sdtformatlock" xmlns:w16se="http://schemas.microsoft.com/office/word/2015/wordml/symex" xmlns:wpg="http://schemas.microsoft.com/office/word/2010/wordprocessingGroup" xmlns:wpi="http://schemas.microsoft.com/office/word/2010/wordprocessingInk" xmlns:wne="http://schemas.microsoft.com/office/word/2006/wordml" xmlns:wps="http://schemas.microsoft.com/office/word/2010/wordprocessingShape" mc:Ignorable="w14 w15 w16se w16cid w16 w16cex w16sdtdh w16sdtfl w16du wp14">
+  <w:abstractNum w:abstractNumId="0" w15:restartNumberingAfterBreak="0">
+    <w:nsid w:val="27594659"/>
+    <w:multiLevelType w:val="multilevel"/>
+    <w:tmpl w:val="067E6CBC"/>
+    <w:lvl w:ilvl="0">
+      <w:start w:val="1"/>
+      <w:numFmt w:val="bullet"/>
+      <w:lvlText w:val=""/>
+      <w:lvlJc w:val="left"/>
+      <w:pPr>
+        <w:tabs>
+          <w:tab w:val="num" w:pos="720"/>
+        </w:tabs>
+        <w:ind w:left="720" w:hanging="360"/>
+      </w:pPr>
+      <w:rPr>
+        <w:rFonts w:ascii="Symbol" w:hAnsi="Symbol" w:hint="default"/>
+        <w:sz w:val="20"/>
+      </w:rPr>
+    </w:lvl>
+    <w:lvl w:ilvl="1" w:tentative="1">
+      <w:start w:val="1"/>
+      <w:numFmt w:val="bullet"/>
+      <w:lvlText w:val="o"/>
+      <w:lvlJc w:val="left"/>
+      <w:pPr>
+        <w:tabs>
+          <w:tab w:val="num" w:pos="1440"/>
+        </w:tabs>
+        <w:ind w:left="1440" w:hanging="360"/>
+      </w:pPr>
+      <w:rPr>
+        <w:rFonts w:ascii="Courier New" w:hAnsi="Courier New" w:hint="default"/>
+        <w:sz w:val="20"/>
+      </w:rPr>
+    </w:lvl>
+    <w:lvl w:ilvl="2" w:tentative="1">
+      <w:start w:val="1"/>
+      <w:numFmt w:val="bullet"/>
+      <w:lvlText w:val=""/>
+      <w:lvlJc w:val="left"/>
+      <w:pPr>
+        <w:tabs>
+          <w:tab w:val="num" w:pos="2160"/>
+        </w:tabs>
+        <w:ind w:left="2160" w:hanging="360"/>
+      </w:pPr>
+      <w:rPr>
+        <w:rFonts w:ascii="Wingdings" w:hAnsi="Wingdings" w:hint="default"/>
+        <w:sz w:val="20"/>
+      </w:rPr>
+    </w:lvl>
+    <w:lvl w:ilvl="3" w:tentative="1">
+      <w:start w:val="1"/>
+      <w:numFmt w:val="bullet"/>
+      <w:lvlText w:val=""/>
+      <w:lvlJc w:val="left"/>
+      <w:pPr>
+        <w:tabs>
+          <w:tab w:val="num" w:pos="2880"/>
+        </w:tabs>
+        <w:ind w:left="2880" w:hanging="360"/>
+      </w:pPr>
+      <w:rPr>
+        <w:rFonts w:ascii="Wingdings" w:hAnsi="Wingdings" w:hint="default"/>
+        <w:sz w:val="20"/>
+      </w:rPr>
+    </w:lvl>
+    <w:lvl w:ilvl="4" w:tentative="1">
+      <w:start w:val="1"/>
+      <w:numFmt w:val="bullet"/>
+      <w:lvlText w:val=""/>
+      <w:lvlJc w:val="left"/>
+      <w:pPr>
+        <w:tabs>
+          <w:tab w:val="num" w:pos="3600"/>
+        </w:tabs>
+        <w:ind w:left="3600" w:hanging="360"/>
+      </w:pPr>
+      <w:rPr>
+        <w:rFonts w:ascii="Wingdings" w:hAnsi="Wingdings" w:hint="default"/>
+        <w:sz w:val="20"/>
+      </w:rPr>
+    </w:lvl>
+    <w:lvl w:ilvl="5" w:tentative="1">
+      <w:start w:val="1"/>
+      <w:numFmt w:val="bullet"/>
+      <w:lvlText w:val=""/>
+      <w:lvlJc w:val="left"/>
+      <w:pPr>
+        <w:tabs>
+          <w:tab w:val="num" w:pos="4320"/>
+        </w:tabs>
+        <w:ind w:left="4320" w:hanging="360"/>
+      </w:pPr>
+      <w:rPr>
+        <w:rFonts w:ascii="Wingdings" w:hAnsi="Wingdings" w:hint="default"/>
+        <w:sz w:val="20"/>
+      </w:rPr>
+    </w:lvl>
+    <w:lvl w:ilvl="6" w:tentative="1">
+      <w:start w:val="1"/>
+      <w:numFmt w:val="bullet"/>
+      <w:lvlText w:val=""/>
+      <w:lvlJc w:val="left"/>
+      <w:pPr>
+        <w:tabs>
+          <w:tab w:val="num" w:pos="5040"/>
+        </w:tabs>
+        <w:ind w:left="5040" w:hanging="360"/>
+      </w:pPr>
+      <w:rPr>
+        <w:rFonts w:ascii="Wingdings" w:hAnsi="Wingdings" w:hint="default"/>
+        <w:sz w:val="20"/>
+      </w:rPr>
+    </w:lvl>
+    <w:lvl w:ilvl="7" w:tentative="1">
+      <w:start w:val="1"/>
+      <w:numFmt w:val="bullet"/>
+      <w:lvlText w:val=""/>
+      <w:lvlJc w:val="left"/>
+      <w:pPr>
+        <w:tabs>
+          <w:tab w:val="num" w:pos="5760"/>
+        </w:tabs>
+        <w:ind w:left="5760" w:hanging="360"/>
+      </w:pPr>
+      <w:rPr>
+        <w:rFonts w:ascii="Wingdings" w:hAnsi="Wingdings" w:hint="default"/>
+        <w:sz w:val="20"/>
+      </w:rPr>
+    </w:lvl>
+    <w:lvl w:ilvl="8" w:tentative="1">
+      <w:start w:val="1"/>
+      <w:numFmt w:val="bullet"/>
+      <w:lvlText w:val=""/>
+      <w:lvlJc w:val="left"/>
+      <w:pPr>
+        <w:tabs>
+          <w:tab w:val="num" w:pos="6480"/>
+        </w:tabs>
+        <w:ind w:left="6480" w:hanging="360"/>
+      </w:pPr>
+      <w:rPr>
+        <w:rFonts w:ascii="Wingdings" w:hAnsi="Wingdings" w:hint="default"/>
+        <w:sz w:val="20"/>
+      </w:rPr>
+    </w:lvl>
+  </w:abstractNum>
+  <w:abstractNum w:abstractNumId="1" w15:restartNumberingAfterBreak="0">
+    <w:nsid w:val="31A96E55"/>
+    <w:multiLevelType w:val="multilevel"/>
+    <w:tmpl w:val="0966F2C6"/>
+    <w:lvl w:ilvl="0">
+      <w:start w:val="1"/>
+      <w:numFmt w:val="bullet"/>
+      <w:lvlText w:val=""/>
+      <w:lvlJc w:val="left"/>
+      <w:pPr>
+        <w:tabs>
+          <w:tab w:val="num" w:pos="720"/>
+        </w:tabs>
+        <w:ind w:left="720" w:hanging="360"/>
+      </w:pPr>
+      <w:rPr>
+        <w:rFonts w:ascii="Symbol" w:hAnsi="Symbol" w:hint="default"/>
+        <w:sz w:val="20"/>
+      </w:rPr>
+    </w:lvl>
+    <w:lvl w:ilvl="1" w:tentative="1">
+      <w:start w:val="1"/>
+      <w:numFmt w:val="bullet"/>
+      <w:lvlText w:val="o"/>
+      <w:lvlJc w:val="left"/>
+      <w:pPr>
+        <w:tabs>
+          <w:tab w:val="num" w:pos="1440"/>
+        </w:tabs>
+        <w:ind w:left="1440" w:hanging="360"/>
+      </w:pPr>
+      <w:rPr>
+        <w:rFonts w:ascii="Courier New" w:hAnsi="Courier New" w:hint="default"/>
+        <w:sz w:val="20"/>
+      </w:rPr>
+    </w:lvl>
+    <w:lvl w:ilvl="2" w:tentative="1">
+      <w:start w:val="1"/>
+      <w:numFmt w:val="bullet"/>
+      <w:lvlText w:val=""/>
+      <w:lvlJc w:val="left"/>
+      <w:pPr>
+        <w:tabs>
+          <w:tab w:val="num" w:pos="2160"/>
+        </w:tabs>
+        <w:ind w:left="2160" w:hanging="360"/>
+      </w:pPr>
+      <w:rPr>
+        <w:rFonts w:ascii="Wingdings" w:hAnsi="Wingdings" w:hint="default"/>
+        <w:sz w:val="20"/>
+      </w:rPr>
+    </w:lvl>
+    <w:lvl w:ilvl="3" w:tentative="1">
+      <w:start w:val="1"/>
+      <w:numFmt w:val="bullet"/>
+      <w:lvlText w:val=""/>
+      <w:lvlJc w:val="left"/>
+      <w:pPr>
+        <w:tabs>
+          <w:tab w:val="num" w:pos="2880"/>
+        </w:tabs>
+        <w:ind w:left="2880" w:hanging="360"/>
+      </w:pPr>
+      <w:rPr>
+        <w:rFonts w:ascii="Wingdings" w:hAnsi="Wingdings" w:hint="default"/>
+        <w:sz w:val="20"/>
+      </w:rPr>
+    </w:lvl>
+    <w:lvl w:ilvl="4" w:tentative="1">
+      <w:start w:val="1"/>
+      <w:numFmt w:val="bullet"/>
+      <w:lvlText w:val=""/>
+      <w:lvlJc w:val="left"/>
+      <w:pPr>
+        <w:tabs>
+          <w:tab w:val="num" w:pos="3600"/>
+        </w:tabs>
+        <w:ind w:left="3600" w:hanging="360"/>
+      </w:pPr>
+      <w:rPr>
+        <w:rFonts w:ascii="Wingdings" w:hAnsi="Wingdings" w:hint="default"/>
+        <w:sz w:val="20"/>
+      </w:rPr>
+    </w:lvl>
+    <w:lvl w:ilvl="5" w:tentative="1">
+      <w:start w:val="1"/>
+      <w:numFmt w:val="bullet"/>
+      <w:lvlText w:val=""/>
+      <w:lvlJc w:val="left"/>
+      <w:pPr>
+        <w:tabs>
+          <w:tab w:val="num" w:pos="4320"/>
+        </w:tabs>
+        <w:ind w:left="4320" w:hanging="360"/>
+      </w:pPr>
+      <w:rPr>
+        <w:rFonts w:ascii="Wingdings" w:hAnsi="Wingdings" w:hint="default"/>
+        <w:sz w:val="20"/>
+      </w:rPr>
+    </w:lvl>
+    <w:lvl w:ilvl="6" w:tentative="1">
+      <w:start w:val="1"/>
+      <w:numFmt w:val="bullet"/>
+      <w:lvlText w:val=""/>
+      <w:lvlJc w:val="left"/>
+      <w:pPr>
+        <w:tabs>
+          <w:tab w:val="num" w:pos="5040"/>
+        </w:tabs>
+        <w:ind w:left="5040" w:hanging="360"/>
+      </w:pPr>
+      <w:rPr>
+        <w:rFonts w:ascii="Wingdings" w:hAnsi="Wingdings" w:hint="default"/>
+        <w:sz w:val="20"/>
+      </w:rPr>
+    </w:lvl>
+    <w:lvl w:ilvl="7" w:tentative="1">
+      <w:start w:val="1"/>
+      <w:numFmt w:val="bullet"/>
+      <w:lvlText w:val=""/>
+      <w:lvlJc w:val="left"/>
+      <w:pPr>
+        <w:tabs>
+          <w:tab w:val="num" w:pos="5760"/>
+        </w:tabs>
+        <w:ind w:left="5760" w:hanging="360"/>
+      </w:pPr>
+      <w:rPr>
+        <w:rFonts w:ascii="Wingdings" w:hAnsi="Wingdings" w:hint="default"/>
+        <w:sz w:val="20"/>
+      </w:rPr>
+    </w:lvl>
+    <w:lvl w:ilvl="8" w:tentative="1">
+      <w:start w:val="1"/>
+      <w:numFmt w:val="bullet"/>
+      <w:lvlText w:val=""/>
+      <w:lvlJc w:val="left"/>
+      <w:pPr>
+        <w:tabs>
+          <w:tab w:val="num" w:pos="6480"/>
+        </w:tabs>
+        <w:ind w:left="6480" w:hanging="360"/>
+      </w:pPr>
+      <w:rPr>
+        <w:rFonts w:ascii="Wingdings" w:hAnsi="Wingdings" w:hint="default"/>
+        <w:sz w:val="20"/>
+      </w:rPr>
+    </w:lvl>
+  </w:abstractNum>
+  <w:abstractNum w:abstractNumId="2" w15:restartNumberingAfterBreak="0">
+    <w:nsid w:val="43820552"/>
+    <w:multiLevelType w:val="multilevel"/>
+    <w:tmpl w:val="999C6B54"/>
+    <w:lvl w:ilvl="0">
+      <w:start w:val="1"/>
+      <w:numFmt w:val="bullet"/>
+      <w:lvlText w:val=""/>
+      <w:lvlJc w:val="left"/>
+      <w:pPr>
+        <w:tabs>
+          <w:tab w:val="num" w:pos="720"/>
+        </w:tabs>
+        <w:ind w:left="720" w:hanging="360"/>
+      </w:pPr>
+      <w:rPr>
+        <w:rFonts w:ascii="Symbol" w:hAnsi="Symbol" w:hint="default"/>
+        <w:sz w:val="20"/>
+      </w:rPr>
+    </w:lvl>
+    <w:lvl w:ilvl="1" w:tentative="1">
+      <w:start w:val="1"/>
+      <w:numFmt w:val="bullet"/>
+      <w:lvlText w:val="o"/>
+      <w:lvlJc w:val="left"/>
+      <w:pPr>
+        <w:tabs>
+          <w:tab w:val="num" w:pos="1440"/>
+        </w:tabs>
+        <w:ind w:left="1440" w:hanging="360"/>
+      </w:pPr>
+      <w:rPr>
+        <w:rFonts w:ascii="Courier New" w:hAnsi="Courier New" w:hint="default"/>
+        <w:sz w:val="20"/>
+      </w:rPr>
+    </w:lvl>
+    <w:lvl w:ilvl="2" w:tentative="1">
+      <w:start w:val="1"/>
+      <w:numFmt w:val="bullet"/>
+      <w:lvlText w:val=""/>
+      <w:lvlJc w:val="left"/>
+      <w:pPr>
+        <w:tabs>
+          <w:tab w:val="num" w:pos="2160"/>
+        </w:tabs>
+        <w:ind w:left="2160" w:hanging="360"/>
+      </w:pPr>
+      <w:rPr>
+        <w:rFonts w:ascii="Wingdings" w:hAnsi="Wingdings" w:hint="default"/>
+        <w:sz w:val="20"/>
+      </w:rPr>
+    </w:lvl>
+    <w:lvl w:ilvl="3" w:tentative="1">
+      <w:start w:val="1"/>
+      <w:numFmt w:val="bullet"/>
+      <w:lvlText w:val=""/>
+      <w:lvlJc w:val="left"/>
+      <w:pPr>
+        <w:tabs>
+          <w:tab w:val="num" w:pos="2880"/>
+        </w:tabs>
+        <w:ind w:left="2880" w:hanging="360"/>
+      </w:pPr>
+      <w:rPr>
+        <w:rFonts w:ascii="Wingdings" w:hAnsi="Wingdings" w:hint="default"/>
+        <w:sz w:val="20"/>
+      </w:rPr>
+    </w:lvl>
+    <w:lvl w:ilvl="4" w:tentative="1">
+      <w:start w:val="1"/>
+      <w:numFmt w:val="bullet"/>
+      <w:lvlText w:val=""/>
+      <w:lvlJc w:val="left"/>
+      <w:pPr>
+        <w:tabs>
+          <w:tab w:val="num" w:pos="3600"/>
+        </w:tabs>
+        <w:ind w:left="3600" w:hanging="360"/>
+      </w:pPr>
+      <w:rPr>
+        <w:rFonts w:ascii="Wingdings" w:hAnsi="Wingdings" w:hint="default"/>
+        <w:sz w:val="20"/>
+      </w:rPr>
+    </w:lvl>
+    <w:lvl w:ilvl="5" w:tentative="1">
+      <w:start w:val="1"/>
+      <w:numFmt w:val="bullet"/>
+      <w:lvlText w:val=""/>
+      <w:lvlJc w:val="left"/>
+      <w:pPr>
+        <w:tabs>
+          <w:tab w:val="num" w:pos="4320"/>
+        </w:tabs>
+        <w:ind w:left="4320" w:hanging="360"/>
+      </w:pPr>
+      <w:rPr>
+        <w:rFonts w:ascii="Wingdings" w:hAnsi="Wingdings" w:hint="default"/>
+        <w:sz w:val="20"/>
+      </w:rPr>
+    </w:lvl>
+    <w:lvl w:ilvl="6" w:tentative="1">
+      <w:start w:val="1"/>
+      <w:numFmt w:val="bullet"/>
+      <w:lvlText w:val=""/>
+      <w:lvlJc w:val="left"/>
+      <w:pPr>
+        <w:tabs>
+          <w:tab w:val="num" w:pos="5040"/>
+        </w:tabs>
+        <w:ind w:left="5040" w:hanging="360"/>
+      </w:pPr>
+      <w:rPr>
+        <w:rFonts w:ascii="Wingdings" w:hAnsi="Wingdings" w:hint="default"/>
+        <w:sz w:val="20"/>
+      </w:rPr>
+    </w:lvl>
+    <w:lvl w:ilvl="7" w:tentative="1">
+      <w:start w:val="1"/>
+      <w:numFmt w:val="bullet"/>
+      <w:lvlText w:val=""/>
+      <w:lvlJc w:val="left"/>
+      <w:pPr>
+        <w:tabs>
+          <w:tab w:val="num" w:pos="5760"/>
+        </w:tabs>
+        <w:ind w:left="5760" w:hanging="360"/>
+      </w:pPr>
+      <w:rPr>
+        <w:rFonts w:ascii="Wingdings" w:hAnsi="Wingdings" w:hint="default"/>
+        <w:sz w:val="20"/>
+      </w:rPr>
+    </w:lvl>
+    <w:lvl w:ilvl="8" w:tentative="1">
+      <w:start w:val="1"/>
+      <w:numFmt w:val="bullet"/>
+      <w:lvlText w:val=""/>
+      <w:lvlJc w:val="left"/>
+      <w:pPr>
+        <w:tabs>
+          <w:tab w:val="num" w:pos="6480"/>
+        </w:tabs>
+        <w:ind w:left="6480" w:hanging="360"/>
+      </w:pPr>
+      <w:rPr>
+        <w:rFonts w:ascii="Wingdings" w:hAnsi="Wingdings" w:hint="default"/>
+        <w:sz w:val="20"/>
+      </w:rPr>
+    </w:lvl>
+  </w:abstractNum>
+  <w:num w:numId="1" w16cid:durableId="66540301">
+    <w:abstractNumId w:val="0"/>
+  </w:num>
+  <w:num w:numId="2" w16cid:durableId="213659912">
+    <w:abstractNumId w:val="1"/>
+  </w:num>
+  <w:num w:numId="3" w16cid:durableId="1717390946">
+    <w:abstractNumId w:val="2"/>
+  </w:num>
+</w:numbering>
 </file>
 
 <file path=word/styles.xml><?xml version="1.0" encoding="utf-8"?>
@@ -814,7 +1379,6 @@
   <w:style w:type="character" w:default="1" w:styleId="DefaultParagraphFont">
     <w:name w:val="Default Paragraph Font"/>
     <w:uiPriority w:val="1"/>
-    <w:semiHidden/>
     <w:unhideWhenUsed/>
   </w:style>
   <w:style w:type="table" w:default="1" w:styleId="TableNormal">

--- a/Literature_Themes.docx
+++ b/Literature_Themes.docx
@@ -219,7 +219,7 @@
     <w:p>
       <w:r>
         <w:pict w14:anchorId="5DADF525">
-          <v:rect id="_x0000_i1043" style="width:0;height:1.5pt" o:hralign="center" o:hrstd="t" o:hr="t" fillcolor="#a0a0a0" stroked="f"/>
+          <v:rect id="_x0000_i1025" style="width:0;height:1.5pt" o:hralign="center" o:hrstd="t" o:hr="t" fillcolor="#a0a0a0" stroked="f"/>
         </w:pict>
       </w:r>
     </w:p>
@@ -303,6 +303,167 @@
     <w:p>
       <w:r>
         <w:t>Strategic decision-making is one of the major outcomes of AI adoption in Business Intelligence systems and directly aligns with the research topic.</w:t>
+      </w:r>
+    </w:p>
+    <w:p/>
+    <w:p/>
+    <w:p>
+      <w:pPr>
+        <w:rPr>
+          <w:b/>
+          <w:bCs/>
+        </w:rPr>
+      </w:pPr>
+      <w:r>
+        <w:rPr>
+          <w:b/>
+          <w:bCs/>
+        </w:rPr>
+        <w:t>Theme 4</w:t>
+      </w:r>
+    </w:p>
+    <w:p>
+      <w:pPr>
+        <w:rPr>
+          <w:b/>
+          <w:bCs/>
+        </w:rPr>
+      </w:pPr>
+      <w:r>
+        <w:rPr>
+          <w:b/>
+          <w:bCs/>
+        </w:rPr>
+        <w:t>Generative AI in Business Intelligence</w:t>
+      </w:r>
+    </w:p>
+    <w:p>
+      <w:pPr>
+        <w:rPr>
+          <w:b/>
+          <w:bCs/>
+        </w:rPr>
+      </w:pPr>
+      <w:r>
+        <w:rPr>
+          <w:b/>
+          <w:bCs/>
+        </w:rPr>
+        <w:t>Description</w:t>
+      </w:r>
+    </w:p>
+    <w:p>
+      <w:r>
+        <w:t>Generative AI enables natural language interaction with business data, automates knowledge generation, and improves accessibility of analytical insights.</w:t>
+      </w:r>
+    </w:p>
+    <w:p>
+      <w:pPr>
+        <w:rPr>
+          <w:b/>
+          <w:bCs/>
+        </w:rPr>
+      </w:pPr>
+      <w:r>
+        <w:rPr>
+          <w:b/>
+          <w:bCs/>
+        </w:rPr>
+        <w:t>Supporting Papers</w:t>
+      </w:r>
+    </w:p>
+    <w:p>
+      <w:pPr>
+        <w:numPr>
+          <w:ilvl w:val="0"/>
+          <w:numId w:val="4"/>
+        </w:numPr>
+      </w:pPr>
+      <w:r>
+        <w:t xml:space="preserve">P003 </w:t>
+      </w:r>
+    </w:p>
+    <w:p>
+      <w:r>
+        <w:pict w14:anchorId="0D1CE65D">
+          <v:rect id="_x0000_i1032" style="width:0;height:1.5pt" o:hralign="center" o:hrstd="t" o:hr="t" fillcolor="#a0a0a0" stroked="f"/>
+        </w:pict>
+      </w:r>
+    </w:p>
+    <w:p>
+      <w:pPr>
+        <w:rPr>
+          <w:b/>
+          <w:bCs/>
+        </w:rPr>
+      </w:pPr>
+      <w:r>
+        <w:rPr>
+          <w:b/>
+          <w:bCs/>
+        </w:rPr>
+        <w:t>Theme 5</w:t>
+      </w:r>
+    </w:p>
+    <w:p>
+      <w:pPr>
+        <w:rPr>
+          <w:b/>
+          <w:bCs/>
+        </w:rPr>
+      </w:pPr>
+      <w:r>
+        <w:rPr>
+          <w:b/>
+          <w:bCs/>
+        </w:rPr>
+        <w:t>Process Mining and Decision Support</w:t>
+      </w:r>
+    </w:p>
+    <w:p>
+      <w:pPr>
+        <w:rPr>
+          <w:b/>
+          <w:bCs/>
+        </w:rPr>
+      </w:pPr>
+      <w:r>
+        <w:rPr>
+          <w:b/>
+          <w:bCs/>
+        </w:rPr>
+        <w:t>Description</w:t>
+      </w:r>
+    </w:p>
+    <w:p>
+      <w:r>
+        <w:t>Process Mining enhances Business Process Management by analyzing operational workflows, identifying bottlenecks, predicting outcomes, and supporting managerial decision-making.</w:t>
+      </w:r>
+    </w:p>
+    <w:p>
+      <w:pPr>
+        <w:rPr>
+          <w:b/>
+          <w:bCs/>
+        </w:rPr>
+      </w:pPr>
+      <w:r>
+        <w:rPr>
+          <w:b/>
+          <w:bCs/>
+        </w:rPr>
+        <w:t>Supporting Papers</w:t>
+      </w:r>
+    </w:p>
+    <w:p>
+      <w:pPr>
+        <w:numPr>
+          <w:ilvl w:val="0"/>
+          <w:numId w:val="5"/>
+        </w:numPr>
+      </w:pPr>
+      <w:r>
+        <w:t>P003</w:t>
       </w:r>
     </w:p>
     <w:sectPr>
@@ -318,6 +479,155 @@
 <file path=word/numbering.xml><?xml version="1.0" encoding="utf-8"?>
 <w:numbering xmlns:wpc="http://schemas.microsoft.com/office/word/2010/wordprocessingCanvas" xmlns:cx="http://schemas.microsoft.com/office/drawing/2014/chartex" xmlns:cx1="http://schemas.microsoft.com/office/drawing/2015/9/8/chartex" xmlns:cx2="http://schemas.microsoft.com/office/drawing/2015/10/21/chartex" xmlns:cx3="http://schemas.microsoft.com/office/drawing/2016/5/9/chartex" xmlns:cx4="http://schemas.microsoft.com/office/drawing/2016/5/10/chartex" xmlns:cx5="http://schemas.microsoft.com/office/drawing/2016/5/11/chartex" xmlns:cx6="http://schemas.microsoft.com/office/drawing/2016/5/12/chartex" xmlns:cx7="http://schemas.microsoft.com/office/drawing/2016/5/13/chartex" xmlns:cx8="http://schemas.microsoft.com/office/drawing/2016/5/14/chartex" xmlns:mc="http://schemas.openxmlformats.org/markup-compatibility/2006" xmlns:aink="http://schemas.microsoft.com/office/drawing/2016/ink" xmlns:am3d="http://schemas.microsoft.com/office/drawing/2017/model3d" xmlns:o="urn:schemas-microsoft-com:office:office" xmlns:oel="http://schemas.microsoft.com/office/2019/extlst" xmlns:r="http://schemas.openxmlformats.org/officeDocument/2006/relationships" xmlns:m="http://schemas.openxmlformats.org/officeDocument/2006/math" xmlns:v="urn:schemas-microsoft-com:vml" xmlns:wp14="http://schemas.microsoft.com/office/word/2010/wordprocessingDrawing" xmlns:wp="http://schemas.openxmlformats.org/drawingml/2006/wordprocessingDrawing" xmlns:w10="urn:schemas-microsoft-com:office:word" xmlns:w="http://schemas.openxmlformats.org/wordprocessingml/2006/main" xmlns:w14="http://schemas.microsoft.com/office/word/2010/wordml" xmlns:w15="http://schemas.microsoft.com/office/word/2012/wordml" xmlns:w16cex="http://schemas.microsoft.com/office/word/2018/wordml/cex" xmlns:w16cid="http://schemas.microsoft.com/office/word/2016/wordml/cid" xmlns:w16="http://schemas.microsoft.com/office/word/2018/wordml" xmlns:w16du="http://schemas.microsoft.com/office/word/2023/wordml/word16du" xmlns:w16sdtdh="http://schemas.microsoft.com/office/word/2020/wordml/sdtdatahash" xmlns:w16sdtfl="http://schemas.microsoft.com/office/word/2024/wordml/sdtformatlock" xmlns:w16se="http://schemas.microsoft.com/office/word/2015/wordml/symex" xmlns:wpg="http://schemas.microsoft.com/office/word/2010/wordprocessingGroup" xmlns:wpi="http://schemas.microsoft.com/office/word/2010/wordprocessingInk" xmlns:wne="http://schemas.microsoft.com/office/word/2006/wordml" xmlns:wps="http://schemas.microsoft.com/office/word/2010/wordprocessingShape" mc:Ignorable="w14 w15 w16se w16cid w16 w16cex w16sdtdh w16sdtfl w16du wp14">
   <w:abstractNum w:abstractNumId="0" w15:restartNumberingAfterBreak="0">
+    <w:nsid w:val="219172F9"/>
+    <w:multiLevelType w:val="multilevel"/>
+    <w:tmpl w:val="1A4E7696"/>
+    <w:lvl w:ilvl="0">
+      <w:start w:val="1"/>
+      <w:numFmt w:val="bullet"/>
+      <w:lvlText w:val=""/>
+      <w:lvlJc w:val="left"/>
+      <w:pPr>
+        <w:tabs>
+          <w:tab w:val="num" w:pos="720"/>
+        </w:tabs>
+        <w:ind w:left="720" w:hanging="360"/>
+      </w:pPr>
+      <w:rPr>
+        <w:rFonts w:ascii="Symbol" w:hAnsi="Symbol" w:hint="default"/>
+        <w:sz w:val="20"/>
+      </w:rPr>
+    </w:lvl>
+    <w:lvl w:ilvl="1" w:tentative="1">
+      <w:start w:val="1"/>
+      <w:numFmt w:val="bullet"/>
+      <w:lvlText w:val="o"/>
+      <w:lvlJc w:val="left"/>
+      <w:pPr>
+        <w:tabs>
+          <w:tab w:val="num" w:pos="1440"/>
+        </w:tabs>
+        <w:ind w:left="1440" w:hanging="360"/>
+      </w:pPr>
+      <w:rPr>
+        <w:rFonts w:ascii="Courier New" w:hAnsi="Courier New" w:hint="default"/>
+        <w:sz w:val="20"/>
+      </w:rPr>
+    </w:lvl>
+    <w:lvl w:ilvl="2" w:tentative="1">
+      <w:start w:val="1"/>
+      <w:numFmt w:val="bullet"/>
+      <w:lvlText w:val=""/>
+      <w:lvlJc w:val="left"/>
+      <w:pPr>
+        <w:tabs>
+          <w:tab w:val="num" w:pos="2160"/>
+        </w:tabs>
+        <w:ind w:left="2160" w:hanging="360"/>
+      </w:pPr>
+      <w:rPr>
+        <w:rFonts w:ascii="Wingdings" w:hAnsi="Wingdings" w:hint="default"/>
+        <w:sz w:val="20"/>
+      </w:rPr>
+    </w:lvl>
+    <w:lvl w:ilvl="3" w:tentative="1">
+      <w:start w:val="1"/>
+      <w:numFmt w:val="bullet"/>
+      <w:lvlText w:val=""/>
+      <w:lvlJc w:val="left"/>
+      <w:pPr>
+        <w:tabs>
+          <w:tab w:val="num" w:pos="2880"/>
+        </w:tabs>
+        <w:ind w:left="2880" w:hanging="360"/>
+      </w:pPr>
+      <w:rPr>
+        <w:rFonts w:ascii="Wingdings" w:hAnsi="Wingdings" w:hint="default"/>
+        <w:sz w:val="20"/>
+      </w:rPr>
+    </w:lvl>
+    <w:lvl w:ilvl="4" w:tentative="1">
+      <w:start w:val="1"/>
+      <w:numFmt w:val="bullet"/>
+      <w:lvlText w:val=""/>
+      <w:lvlJc w:val="left"/>
+      <w:pPr>
+        <w:tabs>
+          <w:tab w:val="num" w:pos="3600"/>
+        </w:tabs>
+        <w:ind w:left="3600" w:hanging="360"/>
+      </w:pPr>
+      <w:rPr>
+        <w:rFonts w:ascii="Wingdings" w:hAnsi="Wingdings" w:hint="default"/>
+        <w:sz w:val="20"/>
+      </w:rPr>
+    </w:lvl>
+    <w:lvl w:ilvl="5" w:tentative="1">
+      <w:start w:val="1"/>
+      <w:numFmt w:val="bullet"/>
+      <w:lvlText w:val=""/>
+      <w:lvlJc w:val="left"/>
+      <w:pPr>
+        <w:tabs>
+          <w:tab w:val="num" w:pos="4320"/>
+        </w:tabs>
+        <w:ind w:left="4320" w:hanging="360"/>
+      </w:pPr>
+      <w:rPr>
+        <w:rFonts w:ascii="Wingdings" w:hAnsi="Wingdings" w:hint="default"/>
+        <w:sz w:val="20"/>
+      </w:rPr>
+    </w:lvl>
+    <w:lvl w:ilvl="6" w:tentative="1">
+      <w:start w:val="1"/>
+      <w:numFmt w:val="bullet"/>
+      <w:lvlText w:val=""/>
+      <w:lvlJc w:val="left"/>
+      <w:pPr>
+        <w:tabs>
+          <w:tab w:val="num" w:pos="5040"/>
+        </w:tabs>
+        <w:ind w:left="5040" w:hanging="360"/>
+      </w:pPr>
+      <w:rPr>
+        <w:rFonts w:ascii="Wingdings" w:hAnsi="Wingdings" w:hint="default"/>
+        <w:sz w:val="20"/>
+      </w:rPr>
+    </w:lvl>
+    <w:lvl w:ilvl="7" w:tentative="1">
+      <w:start w:val="1"/>
+      <w:numFmt w:val="bullet"/>
+      <w:lvlText w:val=""/>
+      <w:lvlJc w:val="left"/>
+      <w:pPr>
+        <w:tabs>
+          <w:tab w:val="num" w:pos="5760"/>
+        </w:tabs>
+        <w:ind w:left="5760" w:hanging="360"/>
+      </w:pPr>
+      <w:rPr>
+        <w:rFonts w:ascii="Wingdings" w:hAnsi="Wingdings" w:hint="default"/>
+        <w:sz w:val="20"/>
+      </w:rPr>
+    </w:lvl>
+    <w:lvl w:ilvl="8" w:tentative="1">
+      <w:start w:val="1"/>
+      <w:numFmt w:val="bullet"/>
+      <w:lvlText w:val=""/>
+      <w:lvlJc w:val="left"/>
+      <w:pPr>
+        <w:tabs>
+          <w:tab w:val="num" w:pos="6480"/>
+        </w:tabs>
+        <w:ind w:left="6480" w:hanging="360"/>
+      </w:pPr>
+      <w:rPr>
+        <w:rFonts w:ascii="Wingdings" w:hAnsi="Wingdings" w:hint="default"/>
+        <w:sz w:val="20"/>
+      </w:rPr>
+    </w:lvl>
+  </w:abstractNum>
+  <w:abstractNum w:abstractNumId="1" w15:restartNumberingAfterBreak="0">
     <w:nsid w:val="27594659"/>
     <w:multiLevelType w:val="multilevel"/>
     <w:tmpl w:val="067E6CBC"/>
@@ -466,7 +776,7 @@
       </w:rPr>
     </w:lvl>
   </w:abstractNum>
-  <w:abstractNum w:abstractNumId="1" w15:restartNumberingAfterBreak="0">
+  <w:abstractNum w:abstractNumId="2" w15:restartNumberingAfterBreak="0">
     <w:nsid w:val="31A96E55"/>
     <w:multiLevelType w:val="multilevel"/>
     <w:tmpl w:val="0966F2C6"/>
@@ -615,7 +925,7 @@
       </w:rPr>
     </w:lvl>
   </w:abstractNum>
-  <w:abstractNum w:abstractNumId="2" w15:restartNumberingAfterBreak="0">
+  <w:abstractNum w:abstractNumId="3" w15:restartNumberingAfterBreak="0">
     <w:nsid w:val="43820552"/>
     <w:multiLevelType w:val="multilevel"/>
     <w:tmpl w:val="999C6B54"/>
@@ -764,14 +1074,169 @@
       </w:rPr>
     </w:lvl>
   </w:abstractNum>
+  <w:abstractNum w:abstractNumId="4" w15:restartNumberingAfterBreak="0">
+    <w:nsid w:val="6C456A10"/>
+    <w:multiLevelType w:val="multilevel"/>
+    <w:tmpl w:val="8A86B99E"/>
+    <w:lvl w:ilvl="0">
+      <w:start w:val="1"/>
+      <w:numFmt w:val="bullet"/>
+      <w:lvlText w:val=""/>
+      <w:lvlJc w:val="left"/>
+      <w:pPr>
+        <w:tabs>
+          <w:tab w:val="num" w:pos="720"/>
+        </w:tabs>
+        <w:ind w:left="720" w:hanging="360"/>
+      </w:pPr>
+      <w:rPr>
+        <w:rFonts w:ascii="Symbol" w:hAnsi="Symbol" w:hint="default"/>
+        <w:sz w:val="20"/>
+      </w:rPr>
+    </w:lvl>
+    <w:lvl w:ilvl="1" w:tentative="1">
+      <w:start w:val="1"/>
+      <w:numFmt w:val="bullet"/>
+      <w:lvlText w:val="o"/>
+      <w:lvlJc w:val="left"/>
+      <w:pPr>
+        <w:tabs>
+          <w:tab w:val="num" w:pos="1440"/>
+        </w:tabs>
+        <w:ind w:left="1440" w:hanging="360"/>
+      </w:pPr>
+      <w:rPr>
+        <w:rFonts w:ascii="Courier New" w:hAnsi="Courier New" w:hint="default"/>
+        <w:sz w:val="20"/>
+      </w:rPr>
+    </w:lvl>
+    <w:lvl w:ilvl="2" w:tentative="1">
+      <w:start w:val="1"/>
+      <w:numFmt w:val="bullet"/>
+      <w:lvlText w:val=""/>
+      <w:lvlJc w:val="left"/>
+      <w:pPr>
+        <w:tabs>
+          <w:tab w:val="num" w:pos="2160"/>
+        </w:tabs>
+        <w:ind w:left="2160" w:hanging="360"/>
+      </w:pPr>
+      <w:rPr>
+        <w:rFonts w:ascii="Wingdings" w:hAnsi="Wingdings" w:hint="default"/>
+        <w:sz w:val="20"/>
+      </w:rPr>
+    </w:lvl>
+    <w:lvl w:ilvl="3" w:tentative="1">
+      <w:start w:val="1"/>
+      <w:numFmt w:val="bullet"/>
+      <w:lvlText w:val=""/>
+      <w:lvlJc w:val="left"/>
+      <w:pPr>
+        <w:tabs>
+          <w:tab w:val="num" w:pos="2880"/>
+        </w:tabs>
+        <w:ind w:left="2880" w:hanging="360"/>
+      </w:pPr>
+      <w:rPr>
+        <w:rFonts w:ascii="Wingdings" w:hAnsi="Wingdings" w:hint="default"/>
+        <w:sz w:val="20"/>
+      </w:rPr>
+    </w:lvl>
+    <w:lvl w:ilvl="4" w:tentative="1">
+      <w:start w:val="1"/>
+      <w:numFmt w:val="bullet"/>
+      <w:lvlText w:val=""/>
+      <w:lvlJc w:val="left"/>
+      <w:pPr>
+        <w:tabs>
+          <w:tab w:val="num" w:pos="3600"/>
+        </w:tabs>
+        <w:ind w:left="3600" w:hanging="360"/>
+      </w:pPr>
+      <w:rPr>
+        <w:rFonts w:ascii="Wingdings" w:hAnsi="Wingdings" w:hint="default"/>
+        <w:sz w:val="20"/>
+      </w:rPr>
+    </w:lvl>
+    <w:lvl w:ilvl="5" w:tentative="1">
+      <w:start w:val="1"/>
+      <w:numFmt w:val="bullet"/>
+      <w:lvlText w:val=""/>
+      <w:lvlJc w:val="left"/>
+      <w:pPr>
+        <w:tabs>
+          <w:tab w:val="num" w:pos="4320"/>
+        </w:tabs>
+        <w:ind w:left="4320" w:hanging="360"/>
+      </w:pPr>
+      <w:rPr>
+        <w:rFonts w:ascii="Wingdings" w:hAnsi="Wingdings" w:hint="default"/>
+        <w:sz w:val="20"/>
+      </w:rPr>
+    </w:lvl>
+    <w:lvl w:ilvl="6" w:tentative="1">
+      <w:start w:val="1"/>
+      <w:numFmt w:val="bullet"/>
+      <w:lvlText w:val=""/>
+      <w:lvlJc w:val="left"/>
+      <w:pPr>
+        <w:tabs>
+          <w:tab w:val="num" w:pos="5040"/>
+        </w:tabs>
+        <w:ind w:left="5040" w:hanging="360"/>
+      </w:pPr>
+      <w:rPr>
+        <w:rFonts w:ascii="Wingdings" w:hAnsi="Wingdings" w:hint="default"/>
+        <w:sz w:val="20"/>
+      </w:rPr>
+    </w:lvl>
+    <w:lvl w:ilvl="7" w:tentative="1">
+      <w:start w:val="1"/>
+      <w:numFmt w:val="bullet"/>
+      <w:lvlText w:val=""/>
+      <w:lvlJc w:val="left"/>
+      <w:pPr>
+        <w:tabs>
+          <w:tab w:val="num" w:pos="5760"/>
+        </w:tabs>
+        <w:ind w:left="5760" w:hanging="360"/>
+      </w:pPr>
+      <w:rPr>
+        <w:rFonts w:ascii="Wingdings" w:hAnsi="Wingdings" w:hint="default"/>
+        <w:sz w:val="20"/>
+      </w:rPr>
+    </w:lvl>
+    <w:lvl w:ilvl="8" w:tentative="1">
+      <w:start w:val="1"/>
+      <w:numFmt w:val="bullet"/>
+      <w:lvlText w:val=""/>
+      <w:lvlJc w:val="left"/>
+      <w:pPr>
+        <w:tabs>
+          <w:tab w:val="num" w:pos="6480"/>
+        </w:tabs>
+        <w:ind w:left="6480" w:hanging="360"/>
+      </w:pPr>
+      <w:rPr>
+        <w:rFonts w:ascii="Wingdings" w:hAnsi="Wingdings" w:hint="default"/>
+        <w:sz w:val="20"/>
+      </w:rPr>
+    </w:lvl>
+  </w:abstractNum>
   <w:num w:numId="1" w16cid:durableId="66540301">
+    <w:abstractNumId w:val="1"/>
+  </w:num>
+  <w:num w:numId="2" w16cid:durableId="213659912">
+    <w:abstractNumId w:val="2"/>
+  </w:num>
+  <w:num w:numId="3" w16cid:durableId="1717390946">
+    <w:abstractNumId w:val="3"/>
+  </w:num>
+  <w:num w:numId="4" w16cid:durableId="1602639236">
     <w:abstractNumId w:val="0"/>
   </w:num>
-  <w:num w:numId="2" w16cid:durableId="213659912">
-    <w:abstractNumId w:val="1"/>
-  </w:num>
-  <w:num w:numId="3" w16cid:durableId="1717390946">
-    <w:abstractNumId w:val="2"/>
+  <w:num w:numId="5" w16cid:durableId="1116750218">
+    <w:abstractNumId w:val="4"/>
   </w:num>
 </w:numbering>
 </file>
